--- a/Brad Friis Resumes/IGNORE -DOCX VERSIONS RESUMES/bradfriisresumemaster20260806.docx
+++ b/Brad Friis Resumes/IGNORE -DOCX VERSIONS RESUMES/bradfriisresumemaster20260806.docx
@@ -243,7 +243,7 @@
           <w:sz w:val="20"/>
           <w:szCs w:val="20"/>
         </w:rPr>
-        <w:t xml:space="preserve">  ·  GCT Education</w:t>
+        <w:t xml:space="preserve">  ·  PowerSchool channel partner  ·  education sector</w:t>
       </w:r>
       <w:r>
         <w:rPr>
